--- a/02_NORMAS/I02-P-ES Anexo de Protección de Datos - Contrato profesional.docx
+++ b/02_NORMAS/I02-P-ES Anexo de Protección de Datos - Contrato profesional.docx
@@ -19,246 +19,61 @@
           <w:sz w:val="20"/>
           <w:szCs w:val="22"/>
         </w:rPr>
-        <w:t>INFORMACIÓN</w:t>
-      </w:r>
-      <w:r>
+        <w:t>INFORMACIÓN Y CONSENTIMIENTOS DEL TRATAMIENTO DE DATOS PERSONALES</w:t>
+      </w:r>
+    </w:p>
+    <w:p/>
+    <w:p>
+      <w:pPr>
+        <w:jc w:val="right"/>
+      </w:pPr>
+      <w:r>
+        <w:t>En _______________, a ___ de ______________ de ______</w:t>
+      </w:r>
+    </w:p>
+    <w:p/>
+    <w:p>
+      <w:r>
+        <w:t>Apreciado/a colaborador/a,</w:t>
+      </w:r>
+    </w:p>
+    <w:p>
+      <w:r>
+        <w:t>Con el fin de garantizar sus derechos y proteger el tratamiento de sus datos personales OptimTech (en adelante, “OptimTech” o “La Empresa”) le informa que ha implementado un sistema para la gestión de la protección de datos personales de acuerdo con la legislación vigente.</w:t>
+      </w:r>
+    </w:p>
+    <w:p>
+      <w:r>
+        <w:t>Sus datos personales serán tratados en el marco de la colaboración profesional que vincula a ambas partes, y de acuerdo con la legislación sobre protección de datos personales: el Reglamento Europeo de Protección de Datos Personales (RGPD) y la Ley Orgánica de Protección de Datos Personales y Garantías de Derechos Digitales (LOPDGDD).</w:t>
+      </w:r>
+    </w:p>
+    <w:p>
+      <w:pPr>
+        <w:spacing w:before="360"/>
         <w:rPr>
           <w:b/>
           <w:bCs/>
-          <w:sz w:val="20"/>
-          <w:szCs w:val="22"/>
-        </w:rPr>
-        <w:t xml:space="preserve"> </w:t>
-      </w:r>
+        </w:rPr>
+      </w:pPr>
       <w:r>
         <w:rPr>
           <w:b/>
           <w:bCs/>
-          <w:sz w:val="20"/>
-          <w:szCs w:val="22"/>
-        </w:rPr>
-        <w:t>Y CONSENTIMIENTO</w:t>
-      </w:r>
-      <w:r>
-        <w:rPr>
-          <w:b/>
-          <w:bCs/>
-          <w:sz w:val="20"/>
-          <w:szCs w:val="22"/>
-        </w:rPr>
-        <w:t xml:space="preserve">S </w:t>
-      </w:r>
-      <w:r>
-        <w:rPr>
-          <w:b/>
-          <w:bCs/>
-          <w:sz w:val="20"/>
-          <w:szCs w:val="22"/>
-        </w:rPr>
-        <w:t xml:space="preserve">DEL TRATAMIENTO DE </w:t>
-      </w:r>
-      <w:r>
-        <w:rPr>
-          <w:b/>
-          <w:bCs/>
-          <w:sz w:val="20"/>
-          <w:szCs w:val="22"/>
-        </w:rPr>
-        <w:t>DATOS PERSONALES</w:t>
-      </w:r>
-    </w:p>
-    <w:p/>
-    <w:p>
-      <w:pPr>
-        <w:jc w:val="right"/>
-      </w:pPr>
-      <w:r>
-        <w:t xml:space="preserve">En </w:t>
-      </w:r>
-      <w:r>
-        <w:t>_______________</w:t>
-      </w:r>
-      <w:r>
-        <w:t xml:space="preserve">, a ___ </w:t>
-      </w:r>
-      <w:proofErr w:type="spellStart"/>
-      <w:r>
-        <w:t>de</w:t>
-      </w:r>
-      <w:proofErr w:type="spellEnd"/>
-      <w:r>
-        <w:t xml:space="preserve"> ______________ </w:t>
-      </w:r>
-      <w:proofErr w:type="spellStart"/>
-      <w:r>
-        <w:t>de</w:t>
-      </w:r>
-      <w:proofErr w:type="spellEnd"/>
-      <w:r>
-        <w:t xml:space="preserve"> ______</w:t>
-      </w:r>
-    </w:p>
-    <w:p/>
-    <w:p>
-      <w:r>
-        <w:t>Apreciado</w:t>
-      </w:r>
-      <w:r>
-        <w:t>/a</w:t>
-      </w:r>
-      <w:r>
-        <w:t xml:space="preserve"> </w:t>
-      </w:r>
-      <w:r>
-        <w:t>colaborador</w:t>
-      </w:r>
-      <w:r>
-        <w:t>/a</w:t>
-      </w:r>
-      <w:r>
-        <w:t>,</w:t>
-      </w:r>
-    </w:p>
-    <w:p>
-      <w:r>
-        <w:t xml:space="preserve">Con el fin de garantizar sus derechos y proteger el tratamiento de sus datos personales </w:t>
-      </w:r>
-      <w:r>
-        <w:t>*NOMBRE EMPRESA*</w:t>
-      </w:r>
-      <w:r>
-        <w:t xml:space="preserve"> (en adelante, “</w:t>
-      </w:r>
-      <w:r>
-        <w:t>*EMPRESA*</w:t>
-      </w:r>
-      <w:r>
-        <w:t>” o “La Empresa”) le informa que ha implementado un sistema para la gestión de la protección de datos personales de acuerdo con la legislación vigente.</w:t>
-      </w:r>
-    </w:p>
-    <w:p>
-      <w:r>
-        <w:t>Sus datos personales serán tratados en el marco de la colaboración profesional que vincula a ambas partes, y de acuerdo con la legislación sobre protección de datos personales</w:t>
-      </w:r>
-      <w:r>
-        <w:t>:</w:t>
-      </w:r>
-      <w:r>
-        <w:t xml:space="preserve"> el Reglamento Europeo de Protección de Datos Personales (RGPD) y la Ley Orgánica de Protección de Datos Personales y Garantías de Derechos Digitales (LOPDGDD).</w:t>
-      </w:r>
-    </w:p>
-    <w:p>
-      <w:pPr>
-        <w:spacing w:before="360"/>
-        <w:rPr>
-          <w:b/>
-          <w:bCs/>
-        </w:rPr>
-      </w:pPr>
-      <w:r>
-        <w:rPr>
-          <w:b/>
-          <w:bCs/>
-        </w:rPr>
-        <w:t xml:space="preserve">INFORMACIÓN </w:t>
-      </w:r>
-      <w:r>
-        <w:rPr>
-          <w:b/>
-          <w:bCs/>
-        </w:rPr>
-        <w:t>DEL TRATAMIENTO DE DATOS PERSONALES</w:t>
-      </w:r>
-    </w:p>
-    <w:p>
-      <w:pPr>
-        <w:rPr>
-          <w:lang w:val="es-ES"/>
-        </w:rPr>
-      </w:pPr>
-      <w:r>
-        <w:rPr>
-          <w:lang w:val="es-ES"/>
-        </w:rPr>
-        <w:t xml:space="preserve">Se le informa de que sus datos personales serán tratados por la Empresa con la única finalidad de llevar a cabo la gestión </w:t>
-      </w:r>
-      <w:r>
-        <w:rPr>
-          <w:lang w:val="es-ES"/>
-        </w:rPr>
-        <w:t xml:space="preserve">laboral, </w:t>
-      </w:r>
-      <w:r>
-        <w:rPr>
-          <w:lang w:val="es-ES"/>
-        </w:rPr>
-        <w:t xml:space="preserve">contable y fiscal del personal y colaboradores, incluyendo contratos, </w:t>
-      </w:r>
-      <w:r>
-        <w:rPr>
-          <w:lang w:val="es-ES"/>
-        </w:rPr>
-        <w:t>facturación</w:t>
-      </w:r>
-      <w:r>
-        <w:rPr>
-          <w:lang w:val="es-ES"/>
-        </w:rPr>
-        <w:t xml:space="preserve"> y </w:t>
-      </w:r>
-      <w:r>
-        <w:rPr>
-          <w:lang w:val="es-ES"/>
-        </w:rPr>
-        <w:t>desempeño</w:t>
-      </w:r>
-      <w:r>
-        <w:rPr>
-          <w:lang w:val="es-ES"/>
-        </w:rPr>
-        <w:t xml:space="preserve"> </w:t>
-      </w:r>
-      <w:r>
-        <w:rPr>
-          <w:lang w:val="es-ES"/>
-        </w:rPr>
-        <w:t>profesional</w:t>
-      </w:r>
-      <w:r>
-        <w:rPr>
-          <w:lang w:val="es-ES"/>
-        </w:rPr>
-        <w:t xml:space="preserve"> </w:t>
-      </w:r>
-      <w:r>
-        <w:rPr>
-          <w:lang w:val="es-ES"/>
-        </w:rPr>
-        <w:t>de</w:t>
-      </w:r>
-      <w:r>
-        <w:rPr>
-          <w:lang w:val="es-ES"/>
-        </w:rPr>
-        <w:t xml:space="preserve"> las personas colaboradoras</w:t>
-      </w:r>
-      <w:r>
-        <w:rPr>
-          <w:lang w:val="es-ES"/>
-        </w:rPr>
-        <w:t xml:space="preserve">, </w:t>
-      </w:r>
-      <w:r>
-        <w:rPr>
-          <w:lang w:val="es-ES"/>
-        </w:rPr>
-        <w:t>así como</w:t>
-      </w:r>
-      <w:r>
-        <w:rPr>
-          <w:lang w:val="es-ES"/>
-        </w:rPr>
-        <w:t xml:space="preserve"> para asegurar el cumplimiento de las obligaciones legales, laborales y contractuales de la Empresa. </w:t>
+        </w:rPr>
+        <w:t>INFORMACIÓN DEL TRATAMIENTO DE DATOS PERSONALES</w:t>
+      </w:r>
+    </w:p>
+    <w:p>
+      <w:pPr>
+        <w:rPr>
+          <w:lang w:val="es-ES"/>
+        </w:rPr>
+      </w:pPr>
+      <w:r>
+        <w:rPr>
+          <w:lang w:val="es-ES"/>
+        </w:rPr>
+        <w:t xml:space="preserve">Se le informa de que sus datos personales serán tratados por la Empresa con la única finalidad de llevar a cabo la gestión laboral, contable y fiscal del personal y colaboradores, incluyendo contratos, facturación y desempeño profesional de las personas colaboradoras, así como para asegurar el cumplimiento de las obligaciones legales, laborales y contractuales de la Empresa. </w:t>
       </w:r>
     </w:p>
     <w:p>
@@ -276,13 +91,7 @@
         <w:ind w:left="714" w:hanging="357"/>
       </w:pPr>
       <w:r>
-        <w:t xml:space="preserve">Datos de identidad y </w:t>
-      </w:r>
-      <w:r>
-        <w:t xml:space="preserve">de </w:t>
-      </w:r>
-      <w:r>
-        <w:t>contacto</w:t>
+        <w:t>Datos de identidad y de contacto</w:t>
       </w:r>
     </w:p>
     <w:p>
@@ -295,13 +104,7 @@
         <w:ind w:left="714" w:hanging="357"/>
       </w:pPr>
       <w:r>
-        <w:t>Datos del CV tales como experiencia laboral, formación y conocimientos, titulaciones, certificaciones, licencias, habilitaciones, .</w:t>
-      </w:r>
-      <w:r>
-        <w:t>.</w:t>
-      </w:r>
-      <w:r>
-        <w:t>.</w:t>
+        <w:t>Datos del CV tales como experiencia laboral, formación y conocimientos, titulaciones, certificaciones, licencias, habilitaciones, ...</w:t>
       </w:r>
     </w:p>
     <w:p>
@@ -314,25 +117,7 @@
         <w:ind w:left="714" w:hanging="357"/>
       </w:pPr>
       <w:r>
-        <w:t xml:space="preserve">Datos del </w:t>
-      </w:r>
-      <w:r>
-        <w:t>desempeño profesional</w:t>
-      </w:r>
-      <w:r>
-        <w:t xml:space="preserve"> tales como el expediente laboral</w:t>
-      </w:r>
-      <w:r>
-        <w:t xml:space="preserve"> e</w:t>
-      </w:r>
-      <w:r>
-        <w:t xml:space="preserve"> historial de tareas</w:t>
-      </w:r>
-      <w:r>
-        <w:t xml:space="preserve"> </w:t>
-      </w:r>
-      <w:r>
-        <w:t>realizadas.</w:t>
+        <w:t>Datos del desempeño profesional tales como el expediente laboral e historial de tareas realizadas.</w:t>
       </w:r>
     </w:p>
     <w:p>
@@ -345,19 +130,7 @@
         <w:ind w:left="714" w:hanging="357"/>
       </w:pPr>
       <w:r>
-        <w:t xml:space="preserve">Datos bancarios y económicos de </w:t>
-      </w:r>
-      <w:r>
-        <w:t>facturación</w:t>
-      </w:r>
-      <w:r>
-        <w:t>, gastos, deducciones impositivas</w:t>
-      </w:r>
-      <w:r>
-        <w:t xml:space="preserve"> e</w:t>
-      </w:r>
-      <w:r>
-        <w:t xml:space="preserve"> impuestos.</w:t>
+        <w:t>Datos bancarios y económicos de facturación, gastos, deducciones impositivas e impuestos.</w:t>
       </w:r>
     </w:p>
     <w:p>
@@ -385,94 +158,22 @@
         <w:t>la ejecución de un contrato en el que el interesado es parte, en el cumplimiento de las obligaciones legales aplicables al responsable del tratamiento</w:t>
       </w:r>
       <w:r>
-        <w:t xml:space="preserve"> y en el interés legítimo de </w:t>
-      </w:r>
-      <w:r>
-        <w:t>*EMPRESA*</w:t>
-      </w:r>
-      <w:r>
-        <w:t xml:space="preserve"> para gestionar y supervisar el correcto desempeño de las actividades encomendadas.</w:t>
-      </w:r>
-    </w:p>
-    <w:p>
-      <w:r>
-        <w:t xml:space="preserve">Usted puede </w:t>
-      </w:r>
-      <w:r>
-        <w:t xml:space="preserve">ejercer sus derechos de acceso, modificación </w:t>
-      </w:r>
-      <w:r>
-        <w:t xml:space="preserve">y supresión de sus datos, así como los de oposición y limitación de su tratamiento. </w:t>
-      </w:r>
-      <w:r>
-        <w:t xml:space="preserve">Para ello, puede solicitarlo </w:t>
-      </w:r>
-      <w:r>
-        <w:t xml:space="preserve">por correo postal a </w:t>
-      </w:r>
-      <w:r>
-        <w:t>*ADREÇA*</w:t>
-      </w:r>
-      <w:r>
-        <w:t xml:space="preserve"> o por </w:t>
-      </w:r>
-      <w:r>
-        <w:t xml:space="preserve">correo electrónico </w:t>
-      </w:r>
-      <w:r>
-        <w:t xml:space="preserve">a </w:t>
-      </w:r>
-      <w:r>
-        <w:t>*EMAIL*</w:t>
-      </w:r>
-      <w:r>
-        <w:t>.</w:t>
-      </w:r>
-      <w:r>
-        <w:t xml:space="preserve"> </w:t>
-      </w:r>
-    </w:p>
-    <w:p>
-      <w:r>
-        <w:t xml:space="preserve">Los destinatarios de la información son todos los departamentos, </w:t>
-      </w:r>
-      <w:r>
-        <w:t>divisiones</w:t>
-      </w:r>
-      <w:r>
-        <w:t xml:space="preserve">, </w:t>
-      </w:r>
-      <w:r>
-        <w:t>sedes</w:t>
-      </w:r>
-      <w:r>
-        <w:t xml:space="preserve"> y entes asociados en los que se organiza </w:t>
-      </w:r>
-      <w:r>
-        <w:t>*EMPRESA*</w:t>
-      </w:r>
-      <w:r>
-        <w:t>,</w:t>
-      </w:r>
-      <w:r>
-        <w:t xml:space="preserve"> así como los estamentos oficiales que por ley exijan la cesión. </w:t>
-      </w:r>
-    </w:p>
-    <w:p>
-      <w:r>
-        <w:t xml:space="preserve">También es posible que </w:t>
-      </w:r>
-      <w:r>
-        <w:t xml:space="preserve">legítimamente </w:t>
-      </w:r>
-      <w:r>
-        <w:t xml:space="preserve">accedan a </w:t>
-      </w:r>
-      <w:r>
-        <w:t>estos</w:t>
-      </w:r>
-      <w:r>
-        <w:t>:</w:t>
+        <w:t xml:space="preserve"> y en el interés legítimo de OptimTech para gestionar y supervisar el correcto desempeño de las actividades encomendadas.</w:t>
+      </w:r>
+    </w:p>
+    <w:p>
+      <w:r>
+        <w:t xml:space="preserve">Usted puede ejercer sus derechos de acceso, modificación y supresión de sus datos, así como los de oposición y limitación de su tratamiento. Para ello, puede solicitarlo por correo postal a OPTIM AI IMPROVEMENT, Polígon industrial Venta Nova, S/N. Carrer l’Aldea, 0, 43894 Camarles, Tarragona o por correo electrónico a dev@optimtech.es. </w:t>
+      </w:r>
+    </w:p>
+    <w:p>
+      <w:r>
+        <w:t xml:space="preserve">Los destinatarios de la información son todos los departamentos, divisiones, sedes y entes asociados en los que se organiza OptimTech, así como los estamentos oficiales que por ley exijan la cesión. </w:t>
+      </w:r>
+    </w:p>
+    <w:p>
+      <w:r>
+        <w:t>También es posible que legítimamente accedan a estos:</w:t>
       </w:r>
     </w:p>
     <w:p>
@@ -484,19 +185,7 @@
         </w:numPr>
       </w:pPr>
       <w:r>
-        <w:t>Empresas que prestan servicios vinculad</w:t>
-      </w:r>
-      <w:r>
-        <w:t>o</w:t>
-      </w:r>
-      <w:r>
-        <w:t xml:space="preserve">s a la confección de </w:t>
-      </w:r>
-      <w:r>
-        <w:t>contratos, contabilidad</w:t>
-      </w:r>
-      <w:r>
-        <w:t xml:space="preserve"> y cumplimiento de las obligaciones fiscales.</w:t>
+        <w:t>Empresas que prestan servicios vinculados a la confección de contratos, contabilidad y cumplimiento de las obligaciones fiscales.</w:t>
       </w:r>
     </w:p>
     <w:p>
@@ -520,10 +209,7 @@
         </w:numPr>
       </w:pPr>
       <w:r>
-        <w:t xml:space="preserve">Otros terceros que prestan un servicio necesario para la adecuada gestión y actividad ordinaria de </w:t>
-      </w:r>
-      <w:r>
-        <w:t>*EMPRESA*</w:t>
+        <w:t>Otros terceros que prestan un servicio necesario para la adecuada gestión y actividad ordinaria de OptimTech</w:t>
       </w:r>
     </w:p>
     <w:p>
@@ -535,10 +221,7 @@
         </w:numPr>
       </w:pPr>
       <w:r>
-        <w:t>Clientes y proveedores que lo requieran para el acceso o prestar servicios en sus instalaciones</w:t>
-      </w:r>
-      <w:r>
-        <w:t>.</w:t>
+        <w:t>Clientes y proveedores que lo requieran para el acceso o prestar servicios en sus instalaciones.</w:t>
       </w:r>
     </w:p>
     <w:p>
@@ -550,13 +233,7 @@
         </w:numPr>
       </w:pPr>
       <w:r>
-        <w:t xml:space="preserve">Entidades bancarias para el pago de </w:t>
-      </w:r>
-      <w:r>
-        <w:t>facturas</w:t>
-      </w:r>
-      <w:r>
-        <w:t>, dietas y otros gastos y derechos monetarios.</w:t>
+        <w:t>Entidades bancarias para el pago de facturas, dietas y otros gastos y derechos monetarios.</w:t>
       </w:r>
     </w:p>
     <w:p w14:noSpellErr="1">
@@ -572,19 +249,7 @@
         <w:rPr>
           <w:lang w:val="es-ES"/>
         </w:rPr>
-        <w:t xml:space="preserve">Empresas de formación que imparten cursos en el marco de la capacitación </w:t>
-      </w:r>
-      <w:r>
-        <w:rPr>
-          <w:lang w:val="es-ES"/>
-        </w:rPr>
-        <w:t>del personal</w:t>
-      </w:r>
-      <w:r>
-        <w:rPr>
-          <w:lang w:val="es-ES"/>
-        </w:rPr>
-        <w:t>.</w:t>
+        <w:t>Empresas de formación que imparten cursos en el marco de la capacitación del personal.</w:t>
       </w:r>
     </w:p>
     <w:p>
@@ -606,25 +271,7 @@
     </w:p>
     <w:p>
       <w:r>
-        <w:t xml:space="preserve">Los datos de identidad y contacto </w:t>
-      </w:r>
-      <w:r>
-        <w:t>podrá</w:t>
-      </w:r>
-      <w:r>
-        <w:t>n</w:t>
-      </w:r>
-      <w:r>
-        <w:t xml:space="preserve"> ser conservados</w:t>
-      </w:r>
-      <w:r>
-        <w:t xml:space="preserve"> de forma indefinida, o hasta que el interesado solicite su supresión, para atender </w:t>
-      </w:r>
-      <w:r>
-        <w:t xml:space="preserve">posibles </w:t>
-      </w:r>
-      <w:r>
-        <w:t>futuras referencias</w:t>
+        <w:t>Los datos de identidad y contacto podrán ser conservados de forma indefinida, o hasta que el interesado solicite su supresión, para atender posibles futuras referencias</w:t>
       </w:r>
     </w:p>
     <w:p>
@@ -640,69 +287,15 @@
           <w:b/>
           <w:bCs/>
         </w:rPr>
-        <w:t>CONSENTIMIENTOS</w:t>
-      </w:r>
-      <w:r>
-        <w:rPr>
-          <w:b/>
-          <w:bCs/>
-        </w:rPr>
-        <w:t xml:space="preserve"> ADIC</w:t>
-      </w:r>
-      <w:r>
-        <w:rPr>
-          <w:b/>
-          <w:bCs/>
-        </w:rPr>
-        <w:t>I</w:t>
-      </w:r>
-      <w:r>
-        <w:rPr>
-          <w:b/>
-          <w:bCs/>
-        </w:rPr>
-        <w:t>ONALES</w:t>
-      </w:r>
-    </w:p>
-    <w:p>
-      <w:r>
-        <w:t>La persona colaboradora</w:t>
-      </w:r>
-      <w:r>
-        <w:t xml:space="preserve"> </w:t>
-      </w:r>
-      <w:r>
-        <w:t xml:space="preserve">autoriza a </w:t>
-      </w:r>
-      <w:r>
-        <w:t>*EMPRESA*</w:t>
-      </w:r>
-      <w:r>
-        <w:t xml:space="preserve"> para:</w:t>
-      </w:r>
-    </w:p>
-    <w:p>
-      <w:r>
-        <w:rPr>
-          <w:b w:val="1"/>
-          <w:bCs w:val="1"/>
-        </w:rPr>
-        <w:t>X</w:t>
-      </w:r>
-      <w:r>
-        <w:rPr>
-          <w:b w:val="1"/>
-          <w:bCs w:val="1"/>
-        </w:rPr>
-        <w:t xml:space="preserve"> </w:t>
-      </w:r>
-      <w:r>
-        <w:rPr>
-          <w:b w:val="1"/>
-          <w:bCs w:val="1"/>
-        </w:rPr>
-        <w:t xml:space="preserve">SI / </w:t>
-      </w:r>
+        <w:t>CONSENTIMIENTOS ADICIONALES</w:t>
+      </w:r>
+    </w:p>
+    <w:p>
+      <w:r>
+        <w:t>La persona colaboradora autoriza a OptimTech para:</w:t>
+      </w:r>
+    </w:p>
+    <w:p>
       <w:r>
         <w:rPr>
           <w:rFonts w:ascii="Wingdings 2" w:hAnsi="Wingdings 2" w:eastAsia="Wingdings 2" w:cs="Wingdings 2"/>
@@ -716,108 +309,13 @@
           <w:b w:val="1"/>
           <w:bCs w:val="1"/>
         </w:rPr>
-        <w:t xml:space="preserve"> </w:t>
-      </w:r>
-      <w:r>
-        <w:rPr>
-          <w:b w:val="1"/>
-          <w:bCs w:val="1"/>
-        </w:rPr>
-        <w:t>NO</w:t>
-      </w:r>
-      <w:r>
-        <w:rPr/>
-        <w:t xml:space="preserve"> </w:t>
-      </w:r>
-      <w:r>
-        <w:rPr/>
-        <w:t>publicar sus datos</w:t>
-      </w:r>
-      <w:r>
-        <w:rPr/>
-        <w:t xml:space="preserve"> de carácter identificativo, incluyendo su imagen</w:t>
-      </w:r>
-      <w:r>
-        <w:rPr/>
-        <w:t>,</w:t>
-      </w:r>
-      <w:r>
-        <w:rPr/>
-        <w:t xml:space="preserve"> </w:t>
-      </w:r>
-      <w:r>
-        <w:rPr/>
-        <w:t xml:space="preserve">en medios audiovisuales, en los canales de comunicación utilizados por </w:t>
-      </w:r>
-      <w:r>
-        <w:rPr/>
-        <w:t>*EMPRESA*</w:t>
-      </w:r>
-      <w:r>
-        <w:rPr/>
-        <w:t xml:space="preserve"> para difundir noticias externas e internas de la organización, incluyendo redes sociales y páginas web de </w:t>
-      </w:r>
-      <w:r>
-        <w:rPr/>
-        <w:t>*EMPRESA*</w:t>
-      </w:r>
-      <w:r>
-        <w:rPr/>
-        <w:t xml:space="preserve">, publicaciones y revistas. Esta autorización se </w:t>
-      </w:r>
-      <w:r>
-        <w:rPr/>
-        <w:t>mantiene</w:t>
-      </w:r>
-      <w:r>
-        <w:rPr/>
-        <w:t xml:space="preserve"> para </w:t>
-      </w:r>
-      <w:r>
-        <w:rPr/>
-        <w:t xml:space="preserve">todas </w:t>
-      </w:r>
-      <w:r>
-        <w:rPr/>
-        <w:t xml:space="preserve">aquellas publicaciones realizadas con anterioridad a la fecha de fin de la relación </w:t>
-      </w:r>
-      <w:r>
-        <w:rPr/>
-        <w:t>profesional</w:t>
-      </w:r>
-      <w:r>
-        <w:rPr/>
-        <w:t xml:space="preserve"> o la retirada de este consentimiento.</w:t>
-      </w:r>
-    </w:p>
-    <w:p>
-      <w:pPr>
-        <w:rPr>
-          <w:lang w:val="es-ES"/>
-        </w:rPr>
-      </w:pPr>
-      <w:r>
-        <w:rPr>
-          <w:b w:val="1"/>
-          <w:bCs w:val="1"/>
-          <w:lang w:val="es-ES"/>
-        </w:rPr>
-        <w:t xml:space="preserve">X </w:t>
-      </w:r>
-      <w:r>
-        <w:rPr>
-          <w:b w:val="1"/>
-          <w:bCs w:val="1"/>
-          <w:lang w:val="es-ES"/>
-        </w:rPr>
-        <w:t xml:space="preserve">SI / </w:t>
+        <w:t xml:space="preserve"> SI / </w:t>
       </w:r>
       <w:r>
         <w:rPr>
           <w:rFonts w:ascii="Wingdings 2" w:hAnsi="Wingdings 2" w:eastAsia="Wingdings 2" w:cs="Wingdings 2"/>
           <w:b w:val="1"/>
           <w:bCs w:val="1"/>
-          <w:lang w:val="es-ES"/>
         </w:rPr>
         <w:t>£</w:t>
       </w:r>
@@ -825,261 +323,16 @@
         <w:rPr>
           <w:b w:val="1"/>
           <w:bCs w:val="1"/>
-          <w:lang w:val="es-ES"/>
         </w:rPr>
         <w:t xml:space="preserve"> NO</w:t>
       </w:r>
       <w:r>
-        <w:rPr>
-          <w:lang w:val="es-ES"/>
-        </w:rPr>
-        <w:t xml:space="preserve"> </w:t>
-      </w:r>
-      <w:r>
-        <w:rPr>
-          <w:lang w:val="es-ES"/>
-        </w:rPr>
-        <w:t xml:space="preserve">utilizar el número de teléfono </w:t>
-      </w:r>
-      <w:r>
-        <w:rPr>
-          <w:lang w:val="es-ES"/>
-        </w:rPr>
-        <w:t>personal</w:t>
-      </w:r>
-      <w:r>
-        <w:rPr>
-          <w:lang w:val="es-ES"/>
-        </w:rPr>
-        <w:t xml:space="preserve"> </w:t>
-      </w:r>
-      <w:r>
-        <w:rPr>
-          <w:lang w:val="es-ES"/>
-        </w:rPr>
-        <w:t xml:space="preserve">de la persona colaboradora </w:t>
-      </w:r>
-      <w:r>
-        <w:rPr>
-          <w:lang w:val="es-ES"/>
-        </w:rPr>
-        <w:t>para</w:t>
-      </w:r>
-      <w:r>
-        <w:rPr>
-          <w:lang w:val="es-ES"/>
-        </w:rPr>
-        <w:t xml:space="preserve"> las actividades ordinarias de la empresa y </w:t>
-      </w:r>
-      <w:r>
-        <w:rPr>
-          <w:lang w:val="es-ES"/>
-        </w:rPr>
-        <w:t xml:space="preserve">en </w:t>
-      </w:r>
-      <w:r>
-        <w:rPr>
-          <w:lang w:val="es-ES"/>
-        </w:rPr>
-        <w:t>las relaciones con terceros</w:t>
-      </w:r>
-      <w:r>
-        <w:rPr>
-          <w:lang w:val="es-ES"/>
-        </w:rPr>
-        <w:t xml:space="preserve"> cuando sea necesario para llevar a cabo </w:t>
-      </w:r>
-      <w:r>
-        <w:rPr>
-          <w:lang w:val="es-ES"/>
-        </w:rPr>
-        <w:t xml:space="preserve">las tareas relacionadas con los servicios profesionales prestados, </w:t>
-      </w:r>
-      <w:r>
-        <w:rPr>
-          <w:lang w:val="es-ES"/>
-        </w:rPr>
-        <w:t xml:space="preserve">por causas justificadas y siempre </w:t>
-      </w:r>
-      <w:r>
-        <w:rPr>
-          <w:lang w:val="es-ES"/>
-        </w:rPr>
-        <w:t xml:space="preserve">dentro de los horarios laborales acordados. </w:t>
-      </w:r>
-    </w:p>
-    <w:p>
-      <w:r>
-        <w:t xml:space="preserve">En cualquier momento puede oponer a estas autorizaciones </w:t>
-      </w:r>
-      <w:r>
-        <w:t xml:space="preserve">por correo postal a </w:t>
-      </w:r>
-      <w:r>
-        <w:t xml:space="preserve">*ADREÇA* </w:t>
-      </w:r>
-      <w:r>
-        <w:t xml:space="preserve">o por </w:t>
-      </w:r>
-      <w:r>
-        <w:t>correo electrónico</w:t>
-      </w:r>
-      <w:r>
-        <w:t xml:space="preserve"> a</w:t>
-      </w:r>
-      <w:r>
-        <w:t xml:space="preserve"> *EMAIL*.</w:t>
-      </w:r>
-    </w:p>
-    <w:p>
-      <w:pPr>
-        <w:spacing w:before="360"/>
-        <w:rPr>
-          <w:b/>
-          <w:lang w:val="es-ES"/>
-        </w:rPr>
-      </w:pPr>
-      <w:r>
-        <w:rPr>
-          <w:b/>
-          <w:lang w:val="es-ES"/>
-        </w:rPr>
-        <w:t>ENCARGO DE TRATAMIENTO DE DATOS PERSONALES</w:t>
-      </w:r>
-    </w:p>
-    <w:p>
-      <w:pPr>
-        <w:spacing w:before="240"/>
-        <w:rPr>
-          <w:lang w:val="es-ES"/>
-        </w:rPr>
-      </w:pPr>
-      <w:r>
-        <w:rPr>
-          <w:lang w:val="es-ES"/>
-        </w:rPr>
-        <w:t xml:space="preserve">De acuerdo con la legislación vigente en materia de protección de datos personales, </w:t>
-      </w:r>
-      <w:r>
-        <w:rPr>
-          <w:lang w:val="es-ES"/>
-        </w:rPr>
-        <w:t>la persona colaboradora</w:t>
-      </w:r>
-      <w:r>
-        <w:rPr>
-          <w:lang w:val="es-ES"/>
-        </w:rPr>
-        <w:t xml:space="preserve"> será considerad</w:t>
-      </w:r>
-      <w:r>
-        <w:rPr>
-          <w:lang w:val="es-ES"/>
-        </w:rPr>
-        <w:t>a</w:t>
-      </w:r>
-      <w:r>
-        <w:rPr>
-          <w:lang w:val="es-ES"/>
-        </w:rPr>
-        <w:t xml:space="preserve"> a todos los efectos un ENCARGADO DE TRATAMIENTO de aquellos datos personales a las que pueda tener acceso o tenga que </w:t>
-      </w:r>
-      <w:r>
-        <w:rPr>
-          <w:lang w:val="es-ES"/>
-        </w:rPr>
-        <w:t>tratar</w:t>
-      </w:r>
-      <w:r>
-        <w:rPr>
-          <w:lang w:val="es-ES"/>
-        </w:rPr>
-        <w:t xml:space="preserve"> como consecuencia de la relación contractual de prestación de servicios a </w:t>
-      </w:r>
-      <w:r>
-        <w:rPr>
-          <w:lang w:val="es-ES"/>
-        </w:rPr>
-        <w:t>*EMPRESA*</w:t>
-      </w:r>
-      <w:r>
-        <w:rPr>
-          <w:lang w:val="es-ES"/>
-        </w:rPr>
-        <w:t>, que es el RESPONSABLE DE</w:t>
-      </w:r>
-      <w:r>
-        <w:rPr>
-          <w:lang w:val="es-ES"/>
-        </w:rPr>
-        <w:t>L</w:t>
-      </w:r>
-      <w:r>
-        <w:rPr>
-          <w:lang w:val="es-ES"/>
-        </w:rPr>
-        <w:t xml:space="preserve"> TRATAMIENTO.</w:t>
-      </w:r>
-    </w:p>
-    <w:p>
-      <w:pPr>
-        <w:rPr>
-          <w:lang w:val="es-ES"/>
-        </w:rPr>
-      </w:pPr>
-      <w:r>
-        <w:rPr>
-          <w:lang w:val="es-ES"/>
-        </w:rPr>
-        <w:t>La Empresa expresa que dichos tratamientos están debidamente legitimados, manifestando haber cumplido todos los requisitos exigidos legalmente para la recogida y tratamiento de los datos de carácter personal.</w:t>
-      </w:r>
-    </w:p>
-    <w:p>
-      <w:pPr>
-        <w:rPr>
-          <w:lang w:val="es-ES"/>
-        </w:rPr>
-      </w:pPr>
-      <w:r>
-        <w:rPr>
-          <w:lang w:val="es-ES"/>
-        </w:rPr>
-        <w:t xml:space="preserve">La Empresa identificará cuáles son los datos personales que pone a disposición </w:t>
-      </w:r>
-      <w:r>
-        <w:rPr>
-          <w:lang w:val="es-ES"/>
-        </w:rPr>
-        <w:t>de la persona colaborado</w:t>
-      </w:r>
-      <w:r>
-        <w:rPr>
-          <w:lang w:val="es-ES"/>
-        </w:rPr>
-        <w:t>ra</w:t>
-      </w:r>
-      <w:r>
-        <w:rPr>
-          <w:lang w:val="es-ES"/>
-        </w:rPr>
-        <w:t xml:space="preserve">, los tratamientos que se realizan y </w:t>
-      </w:r>
-      <w:r>
-        <w:rPr>
-          <w:lang w:val="es-ES"/>
-        </w:rPr>
-        <w:t>las instrucciones para tratar</w:t>
-      </w:r>
-      <w:r>
-        <w:rPr>
-          <w:lang w:val="es-ES"/>
-        </w:rPr>
-        <w:t xml:space="preserve"> estos datos. En particular, la Empresa, como responsable del tratamiento, especifica que:</w:t>
-      </w:r>
-    </w:p>
-    <w:p w14:noSpellErr="1">
-      <w:pPr>
-        <w:ind w:left="708"/>
+        <w:rPr/>
+        <w:t xml:space="preserve"> publicar sus datos de carácter identificativo, incluyendo su imagen, en medios audiovisuales, en los canales de comunicación utilizados por OptimTech para difundir noticias externas e internas de la organización, incluyendo redes sociales y páginas web de OptimTech, publicaciones y revistas. Esta autorización se mantiene para todas aquellas publicaciones realizadas con anterioridad a la fecha de fin de la relación profesional o la retirada de este consentimiento.</w:t>
+      </w:r>
+    </w:p>
+    <w:p>
+      <w:pPr>
         <w:rPr>
           <w:lang w:val="es-ES"/>
         </w:rPr>
@@ -1087,52 +340,160 @@
       <w:r>
         <w:rPr>
           <w:rFonts w:ascii="Wingdings 2" w:hAnsi="Wingdings 2" w:eastAsia="Wingdings 2" w:cs="Wingdings 2"/>
-          <w:lang w:val="es-ES"/>
-        </w:rPr>
-        <w:t>£</w:t>
-      </w:r>
-      <w:r>
-        <w:rPr>
-          <w:lang w:val="es-ES"/>
-        </w:rPr>
-        <w:t xml:space="preserve"> El colaborador/a sólo está autorizado a acceder y tratar los datos utilizando los sistemas y medios informáticos de la Empresa</w:t>
-      </w:r>
-    </w:p>
-    <w:p w14:noSpellErr="1">
-      <w:pPr>
-        <w:ind w:left="708"/>
-        <w:rPr>
-          <w:lang w:val="es-ES"/>
-        </w:rPr>
-      </w:pPr>
-      <w:r>
-        <w:rPr>
-          <w:rFonts w:ascii="Wingdings 2" w:hAnsi="Wingdings 2" w:eastAsia="Wingdings 2" w:cs="Wingdings 2"/>
-          <w:lang w:val="es-ES"/>
-        </w:rPr>
-        <w:t>£</w:t>
-      </w:r>
-      <w:r>
-        <w:rPr>
-          <w:lang w:val="es-ES"/>
-        </w:rPr>
-        <w:t xml:space="preserve"> El colaborador/a está autorizado a conservar y tratar los datos utilizando sus propios sistemas y medios informáticos.</w:t>
-      </w:r>
-    </w:p>
-    <w:p>
-      <w:pPr>
-        <w:ind w:left="708"/>
-        <w:rPr>
-          <w:lang w:val="es-ES"/>
-        </w:rPr>
-      </w:pPr>
-      <w:r>
-        <w:rPr>
           <w:b w:val="1"/>
           <w:bCs w:val="1"/>
           <w:lang w:val="es-ES"/>
         </w:rPr>
-        <w:t>X</w:t>
+        <w:t>£</w:t>
+      </w:r>
+      <w:r>
+        <w:rPr>
+          <w:b w:val="1"/>
+          <w:bCs w:val="1"/>
+          <w:lang w:val="es-ES"/>
+        </w:rPr>
+        <w:t xml:space="preserve"> SI / </w:t>
+      </w:r>
+      <w:r>
+        <w:rPr>
+          <w:rFonts w:ascii="Wingdings 2" w:hAnsi="Wingdings 2" w:eastAsia="Wingdings 2" w:cs="Wingdings 2"/>
+          <w:b w:val="1"/>
+          <w:bCs w:val="1"/>
+          <w:lang w:val="es-ES"/>
+        </w:rPr>
+        <w:t>£</w:t>
+      </w:r>
+      <w:r>
+        <w:rPr>
+          <w:b w:val="1"/>
+          <w:bCs w:val="1"/>
+          <w:lang w:val="es-ES"/>
+        </w:rPr>
+        <w:t xml:space="preserve"> NO</w:t>
+      </w:r>
+      <w:r>
+        <w:rPr>
+          <w:lang w:val="es-ES"/>
+        </w:rPr>
+        <w:t xml:space="preserve"> utilizar el número de teléfono personal de la persona colaboradora para las actividades ordinarias de la empresa y en las relaciones con terceros cuando sea necesario para llevar a cabo las tareas relacionadas con los servicios profesionales prestados, por causas justificadas y siempre dentro de los horarios laborales acordados. </w:t>
+      </w:r>
+    </w:p>
+    <w:p>
+      <w:r>
+        <w:t>En cualquier momento puede oponer a estas autorizaciones por correo postal a OPTIM AI IMPROVEMENT, Polígon industrial Venta Nova, S/N. Carrer l’Aldea, 0, 43894 Camarles, Tarragona o por correo electrónico a dev@optimtech.es.</w:t>
+      </w:r>
+    </w:p>
+    <w:p>
+      <w:pPr>
+        <w:spacing w:before="360"/>
+        <w:rPr>
+          <w:b/>
+          <w:lang w:val="es-ES"/>
+        </w:rPr>
+      </w:pPr>
+      <w:r>
+        <w:rPr>
+          <w:b/>
+          <w:lang w:val="es-ES"/>
+        </w:rPr>
+        <w:t>ENCARGO DE TRATAMIENTO DE DATOS PERSONALES</w:t>
+      </w:r>
+    </w:p>
+    <w:p>
+      <w:pPr>
+        <w:spacing w:before="240"/>
+        <w:rPr>
+          <w:lang w:val="es-ES"/>
+        </w:rPr>
+      </w:pPr>
+      <w:r>
+        <w:rPr>
+          <w:lang w:val="es-ES"/>
+        </w:rPr>
+        <w:t>De acuerdo con la legislación vigente en materia de protección de datos personales, la persona colaboradora será considerada a todos los efectos un ENCARGADO DE TRATAMIENTO de aquellos datos personales a las que pueda tener acceso o tenga que tratar como consecuencia de la relación contractual de prestación de servicios a OptimTech, que es el RESPONSABLE DEL TRATAMIENTO.</w:t>
+      </w:r>
+    </w:p>
+    <w:p>
+      <w:pPr>
+        <w:rPr>
+          <w:lang w:val="es-ES"/>
+        </w:rPr>
+      </w:pPr>
+      <w:r>
+        <w:rPr>
+          <w:lang w:val="es-ES"/>
+        </w:rPr>
+        <w:t>La Empresa expresa que dichos tratamientos están debidamente legitimados, manifestando haber cumplido todos los requisitos exigidos legalmente para la recogida y tratamiento de los datos de carácter personal.</w:t>
+      </w:r>
+    </w:p>
+    <w:p>
+      <w:pPr>
+        <w:rPr>
+          <w:lang w:val="es-ES"/>
+        </w:rPr>
+      </w:pPr>
+      <w:r>
+        <w:rPr>
+          <w:lang w:val="es-ES"/>
+        </w:rPr>
+        <w:t>La Empresa identificará cuáles son los datos personales que pone a disposición de la persona colaboradora, los tratamientos que se realizan y las instrucciones para tratar estos datos. En particular, la Empresa, como responsable del tratamiento, especifica que:</w:t>
+      </w:r>
+    </w:p>
+    <w:p w14:noSpellErr="1">
+      <w:pPr>
+        <w:ind w:left="708"/>
+        <w:rPr>
+          <w:lang w:val="es-ES"/>
+        </w:rPr>
+      </w:pPr>
+      <w:r>
+        <w:rPr>
+          <w:rFonts w:ascii="Wingdings 2" w:hAnsi="Wingdings 2" w:eastAsia="Wingdings 2" w:cs="Wingdings 2"/>
+          <w:lang w:val="es-ES"/>
+        </w:rPr>
+        <w:t>£</w:t>
+      </w:r>
+      <w:r>
+        <w:rPr>
+          <w:lang w:val="es-ES"/>
+        </w:rPr>
+        <w:t xml:space="preserve"> El colaborador/a sólo está autorizado a acceder y tratar los datos utilizando los sistemas y medios informáticos de la Empresa</w:t>
+      </w:r>
+    </w:p>
+    <w:p w14:noSpellErr="1">
+      <w:pPr>
+        <w:ind w:left="708"/>
+        <w:rPr>
+          <w:lang w:val="es-ES"/>
+        </w:rPr>
+      </w:pPr>
+      <w:r>
+        <w:rPr>
+          <w:rFonts w:ascii="Wingdings 2" w:hAnsi="Wingdings 2" w:eastAsia="Wingdings 2" w:cs="Wingdings 2"/>
+          <w:lang w:val="es-ES"/>
+        </w:rPr>
+        <w:t>£</w:t>
+      </w:r>
+      <w:r>
+        <w:rPr>
+          <w:lang w:val="es-ES"/>
+        </w:rPr>
+        <w:t xml:space="preserve"> El colaborador/a está autorizado a conservar y tratar los datos utilizando sus propios sistemas y medios informáticos.</w:t>
+      </w:r>
+    </w:p>
+    <w:p>
+      <w:pPr>
+        <w:ind w:left="708"/>
+        <w:rPr>
+          <w:lang w:val="es-ES"/>
+        </w:rPr>
+      </w:pPr>
+      <w:r>
+        <w:rPr>
+          <w:rFonts w:ascii="Wingdings 2" w:hAnsi="Wingdings 2" w:eastAsia="Wingdings 2" w:cs="Wingdings 2"/>
+          <w:lang w:val="es-ES"/>
+        </w:rPr>
+        <w:t>£</w:t>
       </w:r>
       <w:r>
         <w:rPr>
@@ -1163,10 +524,7 @@
         </w:numPr>
       </w:pPr>
       <w:r>
-        <w:t xml:space="preserve">Proporcionar el acceso y los medios adecuados para que </w:t>
-      </w:r>
-      <w:r>
-        <w:t>el encargado del tratamiento pueda prestar el servicio contratado.</w:t>
+        <w:t>Proporcionar el acceso y los medios adecuados para que el encargado del tratamiento pueda prestar el servicio contratado.</w:t>
       </w:r>
     </w:p>
     <w:p>
@@ -1178,25 +536,7 @@
         </w:numPr>
       </w:pPr>
       <w:r>
-        <w:t xml:space="preserve">Responder a las garantías de los afectados, como son los derechos de acceso, </w:t>
-      </w:r>
-      <w:r>
-        <w:t>modificación</w:t>
-      </w:r>
-      <w:r>
-        <w:t xml:space="preserve">, </w:t>
-      </w:r>
-      <w:r>
-        <w:t xml:space="preserve">supresión de los datos, así como los de </w:t>
-      </w:r>
-      <w:r>
-        <w:t>oposición</w:t>
-      </w:r>
-      <w:r>
-        <w:t xml:space="preserve"> y limitación del tratamiento</w:t>
-      </w:r>
-      <w:r>
-        <w:t>.</w:t>
+        <w:t>Responder a las garantías de los afectados, como son los derechos de acceso, modificación, supresión de los datos, así como los de oposición y limitación del tratamiento.</w:t>
       </w:r>
     </w:p>
     <w:p>
@@ -1220,13 +560,7 @@
         </w:numPr>
       </w:pPr>
       <w:r>
-        <w:t xml:space="preserve">Comunicar a </w:t>
-      </w:r>
-      <w:r>
-        <w:t xml:space="preserve">encargado de tratamiento </w:t>
-      </w:r>
-      <w:r>
-        <w:t>cualquier variación que se produzca de los datos personales facilitados para que ésta proceda a su actualización.</w:t>
+        <w:t>Comunicar a encargado de tratamiento cualquier variación que se produzca de los datos personales facilitados para que ésta proceda a su actualización.</w:t>
       </w:r>
     </w:p>
     <w:p>
@@ -1238,10 +572,7 @@
         </w:numPr>
       </w:pPr>
       <w:r>
-        <w:t xml:space="preserve">Velar, de forma previa y durante la vigencia del contrato, por el cumplimiento de la legislación vigente por parte del </w:t>
-      </w:r>
-      <w:r>
-        <w:t>encargado del tratamiento.</w:t>
+        <w:t>Velar, de forma previa y durante la vigencia del contrato, por el cumplimiento de la legislación vigente por parte del encargado del tratamiento.</w:t>
       </w:r>
     </w:p>
     <w:p>
@@ -1253,16 +584,7 @@
         </w:numPr>
       </w:pPr>
       <w:r>
-        <w:t xml:space="preserve">Verificar que el </w:t>
-      </w:r>
-      <w:r>
-        <w:t xml:space="preserve">encargado del tratamiento </w:t>
-      </w:r>
-      <w:r>
-        <w:t>ofrece las garantías suficientes respecto a la implantación y el mantenimiento de las medidas técnicas y organizativas apropiadas</w:t>
-      </w:r>
-      <w:r>
-        <w:t xml:space="preserve"> para proteger los datos y los derechos de los interesados.</w:t>
+        <w:t>Verificar que el encargado del tratamiento ofrece las garantías suficientes respecto a la implantación y el mantenimiento de las medidas técnicas y organizativas apropiadas para proteger los datos y los derechos de los interesados.</w:t>
       </w:r>
     </w:p>
     <w:p>
@@ -1287,25 +609,7 @@
         <w:rPr>
           <w:lang w:val="es-ES"/>
         </w:rPr>
-        <w:t>La persona colaboradora</w:t>
-      </w:r>
-      <w:r>
-        <w:rPr>
-          <w:lang w:val="es-ES"/>
-        </w:rPr>
-        <w:t xml:space="preserve"> deberá cumplir todas las obligaciones establecidas en este documento. Adicionalmente, como </w:t>
-      </w:r>
-      <w:r>
-        <w:rPr>
-          <w:lang w:val="es-ES"/>
-        </w:rPr>
-        <w:t xml:space="preserve">encargado del tratamiento </w:t>
-      </w:r>
-      <w:r>
-        <w:rPr>
-          <w:lang w:val="es-ES"/>
-        </w:rPr>
-        <w:t>se compromete a:</w:t>
+        <w:t>La persona colaboradora deberá cumplir todas las obligaciones establecidas en este documento. Adicionalmente, como encargado del tratamiento se compromete a:</w:t>
       </w:r>
     </w:p>
     <w:p>
@@ -1341,19 +645,7 @@
         <w:rPr>
           <w:lang w:val="es-ES"/>
         </w:rPr>
-        <w:t>Informar al responsable</w:t>
-      </w:r>
-      <w:r>
-        <w:rPr>
-          <w:lang w:val="es-ES"/>
-        </w:rPr>
-        <w:t xml:space="preserve"> del tratamiento</w:t>
-      </w:r>
-      <w:r>
-        <w:rPr>
-          <w:lang w:val="es-ES"/>
-        </w:rPr>
-        <w:t xml:space="preserve"> si considera que alguna de las instrucciones infringe la normativa vigente en materia de protección de datos personales.</w:t>
+        <w:t>Informar al responsable del tratamiento si considera que alguna de las instrucciones infringe la normativa vigente en materia de protección de datos personales.</w:t>
       </w:r>
     </w:p>
     <w:p>
@@ -1389,19 +681,7 @@
         <w:rPr>
           <w:lang w:val="es-ES"/>
         </w:rPr>
-        <w:t xml:space="preserve">No subcontratar ninguna de las prestaciones que forman parte integral del objeto de este contrato que comportan el tratamiento de datos personales, excepto los servicios auxiliares necesarios para llevar a cabo la actividad profesional ordinaria </w:t>
-      </w:r>
-      <w:r>
-        <w:rPr>
-          <w:lang w:val="es-ES"/>
-        </w:rPr>
-        <w:t>de la persona colaboradora</w:t>
-      </w:r>
-      <w:r>
-        <w:rPr>
-          <w:lang w:val="es-ES"/>
-        </w:rPr>
-        <w:t>.</w:t>
+        <w:t>No subcontratar ninguna de las prestaciones que forman parte integral del objeto de este contrato que comportan el tratamiento de datos personales, excepto los servicios auxiliares necesarios para llevar a cabo la actividad profesional ordinaria de la persona colaboradora.</w:t>
       </w:r>
     </w:p>
     <w:p>
@@ -1437,19 +717,7 @@
         <w:rPr>
           <w:lang w:val="es-ES"/>
         </w:rPr>
-        <w:t xml:space="preserve">Colaborar con </w:t>
-      </w:r>
-      <w:r>
-        <w:rPr>
-          <w:lang w:val="es-ES"/>
-        </w:rPr>
-        <w:t xml:space="preserve">el responsable del tratamiento </w:t>
-      </w:r>
-      <w:r>
-        <w:rPr>
-          <w:lang w:val="es-ES"/>
-        </w:rPr>
-        <w:t>cuando las personas afectadas ejerzan los derechos de acceso, rectificación, supresión y oposición, limitación del tratamiento y portabilidad de datos.</w:t>
+        <w:t>Colaborar con el responsable del tratamiento cuando las personas afectadas ejerzan los derechos de acceso, rectificación, supresión y oposición, limitación del tratamiento y portabilidad de datos.</w:t>
       </w:r>
     </w:p>
     <w:p>
@@ -1467,31 +735,7 @@
         <w:rPr>
           <w:lang w:val="es-ES"/>
         </w:rPr>
-        <w:t>Notificar a</w:t>
-      </w:r>
-      <w:r>
-        <w:rPr>
-          <w:lang w:val="es-ES"/>
-        </w:rPr>
-        <w:t>l responsable del tratamiento</w:t>
-      </w:r>
-      <w:r>
-        <w:rPr>
-          <w:lang w:val="es-ES"/>
-        </w:rPr>
-        <w:t xml:space="preserve">, sin dilación indebida (y en todo caso, en un plazo máximo de 24 horas) y a través de los medios establecidos por el responsable, las violaciones de la seguridad de los datos personales a su cargo de las que tenga conocimiento, junto con toda la información relevante para la documentación y comunicación de la </w:t>
-      </w:r>
-      <w:r>
-        <w:rPr>
-          <w:lang w:val="es-ES"/>
-        </w:rPr>
-        <w:t>violación de datos</w:t>
-      </w:r>
-      <w:r>
-        <w:rPr>
-          <w:lang w:val="es-ES"/>
-        </w:rPr>
-        <w:t>.</w:t>
+        <w:t>Notificar al responsable del tratamiento, sin dilación indebida (y en todo caso, en un plazo máximo de 24 horas) y a través de los medios establecidos por el responsable, las violaciones de la seguridad de los datos personales a su cargo de las que tenga conocimiento, junto con toda la información relevante para la documentación y comunicación de la violación de datos.</w:t>
       </w:r>
     </w:p>
     <w:p>
@@ -1509,68 +753,20 @@
         <w:rPr>
           <w:lang w:val="es-ES"/>
         </w:rPr>
-        <w:t>Poner a disposición del responsable</w:t>
-      </w:r>
-      <w:r>
-        <w:rPr>
-          <w:lang w:val="es-ES"/>
-        </w:rPr>
-        <w:t xml:space="preserve"> del tratamiento</w:t>
-      </w:r>
-      <w:r>
-        <w:rPr>
-          <w:lang w:val="es-ES"/>
-        </w:rPr>
-        <w:t xml:space="preserve"> toda la información necesaria para demostrar el cumplimiento de sus obligaciones, así como para facilitar la realización de las auditorías o inspecciones que realicen el responsable</w:t>
-      </w:r>
-      <w:r>
-        <w:rPr>
-          <w:lang w:val="es-ES"/>
-        </w:rPr>
-        <w:t xml:space="preserve"> del tratamiento</w:t>
-      </w:r>
-      <w:r>
-        <w:rPr>
-          <w:lang w:val="es-ES"/>
-        </w:rPr>
-        <w:t xml:space="preserve"> u otro auditor autorizado por él.</w:t>
-      </w:r>
-    </w:p>
-    <w:p>
-      <w:pPr>
-        <w:rPr>
-          <w:lang w:val="es-ES"/>
-        </w:rPr>
-      </w:pPr>
-      <w:r>
-        <w:rPr>
-          <w:lang w:val="es-ES"/>
-        </w:rPr>
-        <w:t xml:space="preserve">Adicionalmente, en el caso de que </w:t>
-      </w:r>
-      <w:r>
-        <w:rPr>
-          <w:lang w:val="es-ES"/>
-        </w:rPr>
-        <w:t>la persona colaboradora</w:t>
-      </w:r>
-      <w:r>
-        <w:rPr>
-          <w:lang w:val="es-ES"/>
-        </w:rPr>
-        <w:t xml:space="preserve"> utilice sistemas, equipos y medios informáticos propios para tratar los datos personales de los que es responsable la Empresa, </w:t>
-      </w:r>
-      <w:r>
-        <w:rPr>
-          <w:lang w:val="es-ES"/>
-        </w:rPr>
-        <w:t>la persona colaboradora</w:t>
-      </w:r>
-      <w:r>
-        <w:rPr>
-          <w:lang w:val="es-ES"/>
-        </w:rPr>
-        <w:t xml:space="preserve"> se compromete a implantar las medidas de seguridad técnicas y organizativas necesarias para:</w:t>
+        <w:t>Poner a disposición del responsable del tratamiento toda la información necesaria para demostrar el cumplimiento de sus obligaciones, así como para facilitar la realización de las auditorías o inspecciones que realicen el responsable del tratamiento u otro auditor autorizado por él.</w:t>
+      </w:r>
+    </w:p>
+    <w:p>
+      <w:pPr>
+        <w:rPr>
+          <w:lang w:val="es-ES"/>
+        </w:rPr>
+      </w:pPr>
+      <w:r>
+        <w:rPr>
+          <w:lang w:val="es-ES"/>
+        </w:rPr>
+        <w:t>Adicionalmente, en el caso de que la persona colaboradora utilice sistemas, equipos y medios informáticos propios para tratar los datos personales de los que es responsable la Empresa, la persona colaboradora se compromete a implantar las medidas de seguridad técnicas y organizativas necesarias para:</w:t>
       </w:r>
     </w:p>
     <w:p>
@@ -1606,19 +802,7 @@
         <w:rPr>
           <w:lang w:val="es-ES"/>
         </w:rPr>
-        <w:t>Restaurar la disponibilidad y el acceso a los datos personales de forma rápida, en caso de incidente físico o técnico que afecte a los sistemas propios que utiliza para tratar los datos personales de l</w:t>
-      </w:r>
-      <w:r>
-        <w:rPr>
-          <w:lang w:val="es-ES"/>
-        </w:rPr>
-        <w:t>o</w:t>
-      </w:r>
-      <w:r>
-        <w:rPr>
-          <w:lang w:val="es-ES"/>
-        </w:rPr>
-        <w:t>s que es responsable la Empresa.</w:t>
+        <w:t>Restaurar la disponibilidad y el acceso a los datos personales de forma rápida, en caso de incidente físico o técnico que afecte a los sistemas propios que utiliza para tratar los datos personales de los que es responsable la Empresa.</w:t>
       </w:r>
     </w:p>
     <w:p>
@@ -1649,31 +833,7 @@
         <w:rPr>
           <w:lang w:val="es-ES"/>
         </w:rPr>
-        <w:t xml:space="preserve">Dado el caso, </w:t>
-      </w:r>
-      <w:r>
-        <w:rPr>
-          <w:lang w:val="es-ES"/>
-        </w:rPr>
-        <w:t>la persona colaboradora</w:t>
-      </w:r>
-      <w:r>
-        <w:rPr>
-          <w:lang w:val="es-ES"/>
-        </w:rPr>
-        <w:t xml:space="preserve"> </w:t>
-      </w:r>
-      <w:r>
-        <w:rPr>
-          <w:lang w:val="es-ES"/>
-        </w:rPr>
-        <w:t>confirma</w:t>
-      </w:r>
-      <w:r>
-        <w:rPr>
-          <w:lang w:val="es-ES"/>
-        </w:rPr>
-        <w:t xml:space="preserve"> que ha adoptado las medidas necesarias para garantizar que:</w:t>
+        <w:t>Dado el caso, la persona colaboradora confirma que ha adoptado las medidas necesarias para garantizar que:</w:t>
       </w:r>
     </w:p>
     <w:p>
@@ -1727,19 +887,7 @@
         <w:rPr>
           <w:lang w:val="es-ES"/>
         </w:rPr>
-        <w:t xml:space="preserve">Que, si es necesario, dispone de copias de seguridad de los datos personales tratados </w:t>
-      </w:r>
-      <w:r>
-        <w:rPr>
-          <w:lang w:val="es-ES"/>
-        </w:rPr>
-        <w:t xml:space="preserve">por cuenta de la Empresa y </w:t>
-      </w:r>
-      <w:r>
-        <w:rPr>
-          <w:lang w:val="es-ES"/>
-        </w:rPr>
-        <w:t>que requieran garantías de disponibilidad e integridad.</w:t>
+        <w:t>Que, si es necesario, dispone de copias de seguridad de los datos personales tratados por cuenta de la Empresa y que requieran garantías de disponibilidad e integridad.</w:t>
       </w:r>
     </w:p>
     <w:p>
@@ -1807,31 +955,7 @@
         <w:rPr>
           <w:lang w:val="es-ES"/>
         </w:rPr>
-        <w:t xml:space="preserve">En el caso de incumplimiento por parte </w:t>
-      </w:r>
-      <w:r>
-        <w:rPr>
-          <w:lang w:val="es-ES"/>
-        </w:rPr>
-        <w:t>de la persona colaboradora</w:t>
-      </w:r>
-      <w:r>
-        <w:rPr>
-          <w:lang w:val="es-ES"/>
-        </w:rPr>
-        <w:t xml:space="preserve">, como encargado del tratamiento, de cualquiera de las estipulaciones de este contrato, será considerado responsable del tratamiento, debiendo responder </w:t>
-      </w:r>
-      <w:r>
-        <w:rPr>
-          <w:lang w:val="es-ES"/>
-        </w:rPr>
-        <w:t xml:space="preserve">personalmente </w:t>
-      </w:r>
-      <w:r>
-        <w:rPr>
-          <w:lang w:val="es-ES"/>
-        </w:rPr>
-        <w:t>de las infracciones en que hubiera incurrido.</w:t>
+        <w:t>En el caso de incumplimiento por parte de la persona colaboradora, como encargado del tratamiento, de cualquiera de las estipulaciones de este contrato, será considerado responsable del tratamiento, debiendo responder personalmente de las infracciones en que hubiera incurrido.</w:t>
       </w:r>
     </w:p>
     <w:p>
@@ -1845,55 +969,7 @@
         <w:rPr>
           <w:lang w:val="es-ES"/>
         </w:rPr>
-        <w:t xml:space="preserve">La rescisión, resolución o extinción de la relación contractual de prestación de servicios entre la Empresa y </w:t>
-      </w:r>
-      <w:r>
-        <w:rPr>
-          <w:lang w:val="es-ES"/>
-        </w:rPr>
-        <w:t>la persona colaboradora</w:t>
-      </w:r>
-      <w:r>
-        <w:rPr>
-          <w:lang w:val="es-ES"/>
-        </w:rPr>
-        <w:t xml:space="preserve"> obligará a </w:t>
-      </w:r>
-      <w:r>
-        <w:rPr>
-          <w:lang w:val="es-ES"/>
-        </w:rPr>
-        <w:t>esta</w:t>
-      </w:r>
-      <w:r>
-        <w:rPr>
-          <w:lang w:val="es-ES"/>
-        </w:rPr>
-        <w:t xml:space="preserve"> a devolver a la Empresa los datos de carácter personal y, en su caso, los soportes donde </w:t>
-      </w:r>
-      <w:r>
-        <w:rPr>
-          <w:lang w:val="es-ES"/>
-        </w:rPr>
-        <w:t>estén contenidos</w:t>
-      </w:r>
-      <w:r>
-        <w:rPr>
-          <w:lang w:val="es-ES"/>
-        </w:rPr>
-        <w:t xml:space="preserve">. La devolución debe comportar el borrado total de los datos existentes en los equipos y medios informáticos propios </w:t>
-      </w:r>
-      <w:r>
-        <w:rPr>
-          <w:lang w:val="es-ES"/>
-        </w:rPr>
-        <w:t>de la persona colaboradora</w:t>
-      </w:r>
-      <w:r>
-        <w:rPr>
-          <w:lang w:val="es-ES"/>
-        </w:rPr>
-        <w:t xml:space="preserve"> y la destrucción de cualquier soporte y archivo no automatizado que los contenga.</w:t>
+        <w:t>La rescisión, resolución o extinción de la relación contractual de prestación de servicios entre la Empresa y la persona colaboradora obligará a esta a devolver a la Empresa los datos de carácter personal y, en su caso, los soportes donde estén contenidos. La devolución debe comportar el borrado total de los datos existentes en los equipos y medios informáticos propios de la persona colaboradora y la destrucción de cualquier soporte y archivo no automatizado que los contenga.</w:t>
       </w:r>
     </w:p>
     <w:p>
@@ -1907,19 +983,7 @@
         <w:rPr>
           <w:lang w:val="es-ES"/>
         </w:rPr>
-        <w:t xml:space="preserve">Sin embargo, </w:t>
-      </w:r>
-      <w:r>
-        <w:rPr>
-          <w:lang w:val="es-ES"/>
-        </w:rPr>
-        <w:t>la persona colaboradora</w:t>
-      </w:r>
-      <w:r>
-        <w:rPr>
-          <w:lang w:val="es-ES"/>
-        </w:rPr>
-        <w:t xml:space="preserve"> puede conservar una copia, con los datos debidamente bloqueados, mientras puedan derivarse responsabilidades de la ejecución de la prestación del servicio contratado.</w:t>
+        <w:t>Sin embargo, la persona colaboradora puede conservar una copia, con los datos debidamente bloqueados, mientras puedan derivarse responsabilidades de la ejecución de la prestación del servicio contratado.</w:t>
       </w:r>
     </w:p>
     <w:p>
@@ -1948,40 +1012,10 @@
           <w:i/>
           <w:iCs/>
         </w:rPr>
-        <w:t xml:space="preserve">La persona </w:t>
-      </w:r>
-      <w:r>
-        <w:rPr>
-          <w:i/>
-          <w:iCs/>
-        </w:rPr>
-        <w:t>colaborador</w:t>
-      </w:r>
-      <w:r>
-        <w:rPr>
-          <w:i/>
-          <w:iCs/>
-        </w:rPr>
-        <w:t>a firma este documento conforme lo ha leído</w:t>
-      </w:r>
-      <w:r>
-        <w:rPr>
-          <w:i/>
-          <w:iCs/>
-        </w:rPr>
-        <w:t>,</w:t>
-      </w:r>
-      <w:r>
-        <w:t xml:space="preserve"> </w:t>
-      </w:r>
-      <w:r>
-        <w:t>conoce su contenido</w:t>
-      </w:r>
-      <w:r>
-        <w:t xml:space="preserve"> y se compromete a cumplir sus obligaciones como encargado del tratamiento</w:t>
-      </w:r>
-      <w:r>
-        <w:t>.</w:t>
+        <w:t>La persona colaboradora firma este documento conforme lo ha leído,</w:t>
+      </w:r>
+      <w:r>
+        <w:t xml:space="preserve"> conoce su contenido y se compromete a cumplir sus obligaciones como encargado del tratamiento.</w:t>
       </w:r>
     </w:p>
     <w:p>
@@ -2395,7 +1429,7 @@
           <wp:extent cx="818515" cy="338455"/>
           <wp:effectExtent l="0" t="0" r="635" b="4445"/>
           <wp:wrapNone/>
-          <wp:docPr id="11" name="Imatge 11" descr="Imatge que conté Gràfics, Font, disseny gràfic, logotip&#10;&#10;Pot ser que el contingut generat per IA no sigui correcte.">
+          <wp:docPr id="11" name="Imatge 11" descr="Imatge que conté Gràfics, Font, disseny gràfic, logotip  Pot ser que el contingut generat per IA no sigui correcte.">
             <a:extLst xmlns:a="http://schemas.openxmlformats.org/drawingml/2006/main">
               <a:ext uri="{FF2B5EF4-FFF2-40B4-BE49-F238E27FC236}">
                 <a16:creationId xmlns:a16="http://schemas.microsoft.com/office/drawing/2014/main" id="{1789B5D9-964D-4ECD-8584-185B6DD08C0F}"/>
@@ -2409,7 +1443,7 @@
             <a:graphicData uri="http://schemas.openxmlformats.org/drawingml/2006/picture">
               <pic:pic xmlns:pic="http://schemas.openxmlformats.org/drawingml/2006/picture">
                 <pic:nvPicPr>
-                  <pic:cNvPr id="2" name="Imatge 1" descr="Imatge que conté Gràfics, Font, disseny gràfic, logotip&#10;&#10;Pot ser que el contingut generat per IA no sigui correcte.">
+                  <pic:cNvPr id="2" name="Imatge 1" descr="Imatge que conté Gràfics, Font, disseny gràfic, logotip  Pot ser que el contingut generat per IA no sigui correcte.">
                     <a:extLst>
                       <a:ext uri="{FF2B5EF4-FFF2-40B4-BE49-F238E27FC236}">
                         <a16:creationId xmlns:a16="http://schemas.microsoft.com/office/drawing/2014/main" id="{1789B5D9-964D-4ECD-8584-185B6DD08C0F}"/>

--- a/02_NORMAS/I02-P-ES Anexo de Protección de Datos - Contrato profesional.docx
+++ b/02_NORMAS/I02-P-ES Anexo de Protección de Datos - Contrato profesional.docx
@@ -1408,155 +1408,238 @@
 </file>
 
 <file path=word/header1.xml><?xml version="1.0" encoding="utf-8"?>
-<w:hdr xmlns:wpc="http://schemas.microsoft.com/office/word/2010/wordprocessingCanvas" xmlns:cx="http://schemas.microsoft.com/office/drawing/2014/chartex" xmlns:cx1="http://schemas.microsoft.com/office/drawing/2015/9/8/chartex" xmlns:cx2="http://schemas.microsoft.com/office/drawing/2015/10/21/chartex" xmlns:cx3="http://schemas.microsoft.com/office/drawing/2016/5/9/chartex" xmlns:cx4="http://schemas.microsoft.com/office/drawing/2016/5/10/chartex" xmlns:cx5="http://schemas.microsoft.com/office/drawing/2016/5/11/chartex" xmlns:cx6="http://schemas.microsoft.com/office/drawing/2016/5/12/chartex" xmlns:cx7="http://schemas.microsoft.com/office/drawing/2016/5/13/chartex" xmlns:cx8="http://schemas.microsoft.com/office/drawing/2016/5/14/chartex" xmlns:mc="http://schemas.openxmlformats.org/markup-compatibility/2006" xmlns:aink="http://schemas.microsoft.com/office/drawing/2016/ink" xmlns:am3d="http://schemas.microsoft.com/office/drawing/2017/model3d" xmlns:o="urn:schemas-microsoft-com:office:office" xmlns:oel="http://schemas.microsoft.com/office/2019/extlst" xmlns:r="http://schemas.openxmlformats.org/officeDocument/2006/relationships" xmlns:m="http://schemas.openxmlformats.org/officeDocument/2006/math" xmlns:v="urn:schemas-microsoft-com:vml" xmlns:wp14="http://schemas.microsoft.com/office/word/2010/wordprocessingDrawing" xmlns:wp="http://schemas.openxmlformats.org/drawingml/2006/wordprocessingDrawing" xmlns:w10="urn:schemas-microsoft-com:office:word" xmlns:w="http://schemas.openxmlformats.org/wordprocessingml/2006/main" xmlns:w14="http://schemas.microsoft.com/office/word/2010/wordml" xmlns:w15="http://schemas.microsoft.com/office/word/2012/wordml" xmlns:w16cex="http://schemas.microsoft.com/office/word/2018/wordml/cex" xmlns:w16cid="http://schemas.microsoft.com/office/word/2016/wordml/cid" xmlns:w16="http://schemas.microsoft.com/office/word/2018/wordml" xmlns:w16sdtdh="http://schemas.microsoft.com/office/word/2020/wordml/sdtdatahash" xmlns:w16se="http://schemas.microsoft.com/office/word/2015/wordml/symex" xmlns:wpg="http://schemas.microsoft.com/office/word/2010/wordprocessingGroup" xmlns:wpi="http://schemas.microsoft.com/office/word/2010/wordprocessingInk" xmlns:wne="http://schemas.microsoft.com/office/word/2006/wordml" xmlns:wps="http://schemas.microsoft.com/office/word/2010/wordprocessingShape" xmlns:a="http://schemas.openxmlformats.org/drawingml/2006/main" xmlns:a16="http://schemas.microsoft.com/office/drawing/2014/main" xmlns:pic="http://schemas.openxmlformats.org/drawingml/2006/picture" xmlns:a14="http://schemas.microsoft.com/office/drawing/2010/main" mc:Ignorable="w14 w15 w16se w16cid w16 w16cex w16sdtdh wp14">
+<w:hdr xmlns:wpc="http://schemas.microsoft.com/office/word/2010/wordprocessingCanvas" xmlns:cx="http://schemas.microsoft.com/office/drawing/2014/chartex" xmlns:cx1="http://schemas.microsoft.com/office/drawing/2015/9/8/chartex" xmlns:cx2="http://schemas.microsoft.com/office/drawing/2015/10/21/chartex" xmlns:cx3="http://schemas.microsoft.com/office/drawing/2016/5/9/chartex" xmlns:cx4="http://schemas.microsoft.com/office/drawing/2016/5/10/chartex" xmlns:cx5="http://schemas.microsoft.com/office/drawing/2016/5/11/chartex" xmlns:cx6="http://schemas.microsoft.com/office/drawing/2016/5/12/chartex" xmlns:cx7="http://schemas.microsoft.com/office/drawing/2016/5/13/chartex" xmlns:cx8="http://schemas.microsoft.com/office/drawing/2016/5/14/chartex" xmlns:mc="http://schemas.openxmlformats.org/markup-compatibility/2006" xmlns:aink="http://schemas.microsoft.com/office/drawing/2016/ink" xmlns:am3d="http://schemas.microsoft.com/office/drawing/2017/model3d" xmlns:o="urn:schemas-microsoft-com:office:office" xmlns:oel="http://schemas.microsoft.com/office/2019/extlst" xmlns:r="http://schemas.openxmlformats.org/officeDocument/2006/relationships" xmlns:m="http://schemas.openxmlformats.org/officeDocument/2006/math" xmlns:v="urn:schemas-microsoft-com:vml" xmlns:wp14="http://schemas.microsoft.com/office/word/2010/wordprocessingDrawing" xmlns:wp="http://schemas.openxmlformats.org/drawingml/2006/wordprocessingDrawing" xmlns:w10="urn:schemas-microsoft-com:office:word" xmlns:w="http://schemas.openxmlformats.org/wordprocessingml/2006/main" xmlns:w14="http://schemas.microsoft.com/office/word/2010/wordml" xmlns:w15="http://schemas.microsoft.com/office/word/2012/wordml" xmlns:w16cex="http://schemas.microsoft.com/office/word/2018/wordml/cex" xmlns:w16cid="http://schemas.microsoft.com/office/word/2016/wordml/cid" xmlns:w16="http://schemas.microsoft.com/office/word/2018/wordml" xmlns:w16sdtdh="http://schemas.microsoft.com/office/word/2020/wordml/sdtdatahash" xmlns:w16se="http://schemas.microsoft.com/office/word/2015/wordml/symex" xmlns:wpg="http://schemas.microsoft.com/office/word/2010/wordprocessingGroup" xmlns:wpi="http://schemas.microsoft.com/office/word/2010/wordprocessingInk" xmlns:wne="http://schemas.microsoft.com/office/word/2006/wordml" xmlns:wps="http://schemas.microsoft.com/office/word/2010/wordprocessingShape" mc:Ignorable="w14 w15 w16se w16cid w16 w16cex w16sdtdh wp14">
+  <w:tbl>
+    <w:tblPr>
+      <w:tblW w:w="9348" w:type="dxa"/>
+      <w:tblBorders>
+        <w:top w:val="single" w:sz="6" w:space="0" w:color="BFBFBF"/>
+        <w:left w:val="single" w:sz="6" w:space="0" w:color="BFBFBF"/>
+        <w:bottom w:val="single" w:sz="6" w:space="0" w:color="BFBFBF"/>
+        <w:right w:val="single" w:sz="6" w:space="0" w:color="BFBFBF"/>
+        <w:insideH w:val="single" w:sz="6" w:space="0" w:color="BFBFBF"/>
+        <w:insideV w:val="single" w:sz="6" w:space="0" w:color="BFBFBF"/>
+      </w:tblBorders>
+      <w:tblLayout w:type="fixed"/>
+      <w:tblCellMar>
+        <w:left w:w="70" w:type="dxa"/>
+        <w:right w:w="70" w:type="dxa"/>
+      </w:tblCellMar>
+      <w:tblLook w:val="0000" w:firstRow="0" w:lastRow="0" w:firstColumn="0" w:lastColumn="0" w:noHBand="0" w:noVBand="0"/>
+    </w:tblPr>
+    <w:tblGrid>
+      <w:gridCol w:w="3394"/>
+      <w:gridCol w:w="3230"/>
+      <w:gridCol w:w="2724"/>
+    </w:tblGrid>
+    <w:tr>
+      <w:trPr>
+        <w:trHeight w:val="735"/>
+      </w:trPr>
+      <w:tc>
+        <w:tcPr>
+          <w:tcW w:w="3394" w:type="dxa"/>
+          <w:vMerge w:val="restart"/>
+          <w:tcBorders>
+            <w:top w:val="single" w:sz="6" w:space="0" w:color="BFBFBF"/>
+            <w:left w:val="single" w:sz="6" w:space="0" w:color="BFBFBF"/>
+            <w:bottom w:val="single" w:sz="6" w:space="0" w:color="BFBFBF"/>
+            <w:right w:val="single" w:sz="6" w:space="0" w:color="BFBFBF"/>
+          </w:tcBorders>
+          <w:vAlign w:val="center"/>
+        </w:tcPr>
+        <w:p>
+          <w:pPr>
+            <w:spacing w:before="120" w:after="20" w:line="240" w:lineRule="auto"/>
+            <w:ind w:left="170" w:right="360"/>
+            <w:jc w:val="center"/>
+            <w:rPr>
+              <w:rFonts w:ascii="Segoe UI" w:eastAsia="Roboto Light" w:hAnsi="Segoe UI" w:cs="Segoe UI"/>
+              <w:b/>
+              <w:bCs/>
+            </w:rPr>
+          </w:pPr>
+          <w:r>
+            <w:rPr>
+              <w:rFonts w:eastAsia="MS Mincho" w:cs="Arial"/>
+              <w:noProof/>
+            </w:rPr>
+            <w:drawing>
+              <wp:anchor distT="0" distB="0" distL="114300" distR="114300" simplePos="0" relativeHeight="251659264" behindDoc="0" locked="0" layoutInCell="1" allowOverlap="1" wp14:anchorId="0525BA4F" wp14:editId="136918A8">
+                <wp:simplePos x="0" y="0"/>
+                <wp:positionH relativeFrom="column">
+                  <wp:posOffset>196850</wp:posOffset>
+                </wp:positionH>
+                <wp:positionV relativeFrom="paragraph">
+                  <wp:posOffset>-20955</wp:posOffset>
+                </wp:positionV>
+                <wp:extent cx="1548130" cy="641350"/>
+                <wp:effectExtent l="0" t="0" r="0" b="0"/>
+                <wp:wrapNone/>
+                <wp:docPr id="1358115082" name="Imatge 1358115082"/>
+                <wp:cNvGraphicFramePr>
+                  <a:graphicFrameLocks xmlns:a="http://schemas.openxmlformats.org/drawingml/2006/main" noChangeAspect="1"/>
+                </wp:cNvGraphicFramePr>
+                <a:graphic xmlns:a="http://schemas.openxmlformats.org/drawingml/2006/main">
+                  <a:graphicData uri="http://schemas.openxmlformats.org/drawingml/2006/picture">
+                    <pic:pic xmlns:pic="http://schemas.openxmlformats.org/drawingml/2006/picture">
+                      <pic:nvPicPr>
+                        <pic:cNvPr id="2" name="Imatge 1"/>
+                        <pic:cNvPicPr>
+                          <a:picLocks noChangeAspect="1"/>
+                        </pic:cNvPicPr>
+                      </pic:nvPicPr>
+                      <pic:blipFill>
+                        <a:blip r:embed="rId1" cstate="print">
+                          <a:extLst>
+                            <a:ext uri="{28A0092B-C50C-407E-A947-70E740481C1C}">
+                              <a14:useLocalDpi xmlns:a14="http://schemas.microsoft.com/office/drawing/2010/main" val="0"/>
+                            </a:ext>
+                          </a:extLst>
+                        </a:blip>
+                        <a:stretch>
+                          <a:fillRect/>
+                        </a:stretch>
+                      </pic:blipFill>
+                      <pic:spPr>
+                        <a:xfrm>
+                          <a:off x="0" y="0"/>
+                          <a:ext cx="1548130" cy="641350"/>
+                        </a:xfrm>
+                        <a:prstGeom prst="rect">
+                          <a:avLst/>
+                        </a:prstGeom>
+                      </pic:spPr>
+                    </pic:pic>
+                  </a:graphicData>
+                </a:graphic>
+              </wp:anchor>
+            </w:drawing>
+          </w:r>
+        </w:p>
+      </w:tc>
+      <w:tc>
+        <w:tcPr>
+          <w:tcW w:w="5954" w:type="dxa"/>
+          <w:gridSpan w:val="2"/>
+          <w:tcBorders>
+            <w:top w:val="single" w:sz="6" w:space="0" w:color="BFBFBF"/>
+            <w:left w:val="single" w:sz="6" w:space="0" w:color="BFBFBF"/>
+            <w:bottom w:val="single" w:sz="6" w:space="0" w:color="BFBFBF"/>
+            <w:right w:val="single" w:sz="6" w:space="0" w:color="BFBFBF"/>
+          </w:tcBorders>
+          <w:vAlign w:val="center"/>
+        </w:tcPr>
+        <w:p>
+          <w:pPr>
+            <w:spacing w:before="60" w:after="60" w:line="240" w:lineRule="auto"/>
+            <w:jc w:val="center"/>
+            <w:rPr>
+              <w:rFonts w:ascii="Segoe UI" w:eastAsia="Roboto Light" w:hAnsi="Segoe UI" w:cs="Segoe UI"/>
+              <w:b/>
+              <w:sz w:val="20"/>
+              <w:szCs w:val="20"/>
+            </w:rPr>
+          </w:pPr>
+          <w:r>
+            <w:rPr>
+              <w:rFonts w:ascii="Segoe UI" w:eastAsia="Roboto Light" w:hAnsi="Segoe UI" w:cs="Segoe UI"/>
+              <w:b/>
+              <w:color w:val="808080"/>
+              <w:sz w:val="20"/>
+              <w:szCs w:val="20"/>
+            </w:rPr>
+            <w:t>ANEXO DE PROTECCIÓN DE DATOS - CONTRATO PROFESIONAL</w:t>
+          </w:r>
+        </w:p>
+      </w:tc>
+    </w:tr>
+    <w:tr>
+      <w:trPr>
+        <w:trHeight w:val="547"/>
+      </w:trPr>
+      <w:tc>
+        <w:tcPr>
+          <w:tcW w:w="3394" w:type="dxa"/>
+          <w:vMerge/>
+          <w:tcBorders>
+            <w:top w:val="single" w:sz="6" w:space="0" w:color="BFBFBF"/>
+            <w:left w:val="single" w:sz="6" w:space="0" w:color="BFBFBF"/>
+            <w:bottom w:val="single" w:sz="6" w:space="0" w:color="BFBFBF"/>
+            <w:right w:val="single" w:sz="6" w:space="0" w:color="BFBFBF"/>
+          </w:tcBorders>
+          <w:vAlign w:val="center"/>
+        </w:tcPr>
+        <w:p>
+          <w:pPr>
+            <w:spacing w:before="120" w:after="20" w:line="240" w:lineRule="auto"/>
+            <w:ind w:left="170" w:right="360"/>
+            <w:jc w:val="center"/>
+          </w:pPr>
+        </w:p>
+      </w:tc>
+      <w:tc>
+        <w:tcPr>
+          <w:tcW w:w="3230" w:type="dxa"/>
+          <w:tcBorders>
+            <w:top w:val="single" w:sz="6" w:space="0" w:color="BFBFBF"/>
+            <w:left w:val="single" w:sz="6" w:space="0" w:color="BFBFBF"/>
+            <w:bottom w:val="single" w:sz="6" w:space="0" w:color="BFBFBF"/>
+            <w:right w:val="single" w:sz="6" w:space="0" w:color="BFBFBF"/>
+          </w:tcBorders>
+          <w:vAlign w:val="center"/>
+        </w:tcPr>
+        <w:p>
+          <w:pPr>
+            <w:spacing w:before="40" w:after="20" w:line="240" w:lineRule="auto"/>
+            <w:ind w:left="170" w:right="170"/>
+            <w:jc w:val="center"/>
+          </w:pPr>
+          <w:r>
+            <w:rPr>
+              <w:rFonts w:ascii="Segoe UI" w:eastAsia="Roboto Light" w:hAnsi="Segoe UI" w:cs="Segoe UI"/>
+              <w:color w:val="808080"/>
+              <w:sz w:val="18"/>
+              <w:szCs w:val="18"/>
+            </w:rPr>
+            <w:t>I02-P-ES Rev.01</w:t>
+          </w:r>
+        </w:p>
+      </w:tc>
+      <w:tc>
+        <w:tcPr>
+          <w:tcW w:w="2724" w:type="dxa"/>
+          <w:tcBorders>
+            <w:top w:val="single" w:sz="6" w:space="0" w:color="BFBFBF"/>
+            <w:left w:val="single" w:sz="6" w:space="0" w:color="BFBFBF"/>
+            <w:bottom w:val="single" w:sz="6" w:space="0" w:color="BFBFBF"/>
+            <w:right w:val="single" w:sz="6" w:space="0" w:color="BFBFBF"/>
+          </w:tcBorders>
+          <w:vAlign w:val="center"/>
+        </w:tcPr>
+        <w:p>
+          <w:pPr>
+            <w:spacing w:before="40" w:after="20" w:line="240" w:lineRule="auto"/>
+            <w:ind w:left="170" w:right="170"/>
+            <w:jc w:val="center"/>
+          </w:pPr>
+          <w:r>
+            <w:rPr>
+              <w:rFonts w:ascii="Segoe UI" w:eastAsia="Roboto Light" w:hAnsi="Segoe UI" w:cs="Segoe UI"/>
+              <w:color w:val="808080"/>
+              <w:sz w:val="18"/>
+              <w:szCs w:val="18"/>
+            </w:rPr>
+            <w:t>USO INTERNO</w:t>
+          </w:r>
+        </w:p>
+      </w:tc>
+    </w:tr>
+  </w:tbl>
   <w:p>
     <w:pPr>
-      <w:pStyle w:val="Capalera"/>
+      <w:spacing w:line="240" w:lineRule="auto"/>
     </w:pPr>
-    <w:r>
-      <w:rPr>
-        <w:noProof/>
-      </w:rPr>
-      <w:drawing>
-        <wp:anchor distT="0" distB="0" distL="114300" distR="114300" simplePos="0" relativeHeight="251659264" behindDoc="0" locked="0" layoutInCell="1" allowOverlap="1" wp14:anchorId="18BE7F12" wp14:editId="3B7376BF">
-          <wp:simplePos x="0" y="0"/>
-          <wp:positionH relativeFrom="column">
-            <wp:posOffset>1089025</wp:posOffset>
-          </wp:positionH>
-          <wp:positionV relativeFrom="paragraph">
-            <wp:posOffset>104775</wp:posOffset>
-          </wp:positionV>
-          <wp:extent cx="818515" cy="338455"/>
-          <wp:effectExtent l="0" t="0" r="635" b="4445"/>
-          <wp:wrapNone/>
-          <wp:docPr id="11" name="Imatge 11" descr="Imatge que conté Gràfics, Font, disseny gràfic, logotip  Pot ser que el contingut generat per IA no sigui correcte.">
-            <a:extLst xmlns:a="http://schemas.openxmlformats.org/drawingml/2006/main">
-              <a:ext uri="{FF2B5EF4-FFF2-40B4-BE49-F238E27FC236}">
-                <a16:creationId xmlns:a16="http://schemas.microsoft.com/office/drawing/2014/main" id="{1789B5D9-964D-4ECD-8584-185B6DD08C0F}"/>
-              </a:ext>
-            </a:extLst>
-          </wp:docPr>
-          <wp:cNvGraphicFramePr>
-            <a:graphicFrameLocks xmlns:a="http://schemas.openxmlformats.org/drawingml/2006/main" noChangeAspect="1"/>
-          </wp:cNvGraphicFramePr>
-          <a:graphic xmlns:a="http://schemas.openxmlformats.org/drawingml/2006/main">
-            <a:graphicData uri="http://schemas.openxmlformats.org/drawingml/2006/picture">
-              <pic:pic xmlns:pic="http://schemas.openxmlformats.org/drawingml/2006/picture">
-                <pic:nvPicPr>
-                  <pic:cNvPr id="2" name="Imatge 1" descr="Imatge que conté Gràfics, Font, disseny gràfic, logotip  Pot ser que el contingut generat per IA no sigui correcte.">
-                    <a:extLst>
-                      <a:ext uri="{FF2B5EF4-FFF2-40B4-BE49-F238E27FC236}">
-                        <a16:creationId xmlns:a16="http://schemas.microsoft.com/office/drawing/2014/main" id="{1789B5D9-964D-4ECD-8584-185B6DD08C0F}"/>
-                      </a:ext>
-                    </a:extLst>
-                  </pic:cNvPr>
-                  <pic:cNvPicPr>
-                    <a:picLocks noChangeAspect="1"/>
-                  </pic:cNvPicPr>
-                </pic:nvPicPr>
-                <pic:blipFill>
-                  <a:blip r:embed="rId1" cstate="print">
-                    <a:extLst>
-                      <a:ext uri="{28A0092B-C50C-407E-A947-70E740481C1C}">
-                        <a14:useLocalDpi xmlns:a14="http://schemas.microsoft.com/office/drawing/2010/main" val="0"/>
-                      </a:ext>
-                    </a:extLst>
-                  </a:blip>
-                  <a:stretch>
-                    <a:fillRect/>
-                  </a:stretch>
-                </pic:blipFill>
-                <pic:spPr>
-                  <a:xfrm>
-                    <a:off x="0" y="0"/>
-                    <a:ext cx="818515" cy="338455"/>
-                  </a:xfrm>
-                  <a:prstGeom prst="rect">
-                    <a:avLst/>
-                  </a:prstGeom>
-                </pic:spPr>
-              </pic:pic>
-            </a:graphicData>
-          </a:graphic>
-          <wp14:sizeRelH relativeFrom="margin">
-            <wp14:pctWidth>0</wp14:pctWidth>
-          </wp14:sizeRelH>
-          <wp14:sizeRelV relativeFrom="margin">
-            <wp14:pctHeight>0</wp14:pctHeight>
-          </wp14:sizeRelV>
-        </wp:anchor>
-      </w:drawing>
-    </w:r>
-    <w:r>
-      <w:rPr>
-        <w:noProof/>
-      </w:rPr>
-      <w:drawing>
-        <wp:anchor distT="0" distB="0" distL="114300" distR="114300" simplePos="0" relativeHeight="251660288" behindDoc="0" locked="0" layoutInCell="1" allowOverlap="1" wp14:anchorId="0BF2E68F" wp14:editId="68A5CB41">
-          <wp:simplePos x="0" y="0"/>
-          <wp:positionH relativeFrom="column">
-            <wp:posOffset>0</wp:posOffset>
-          </wp:positionH>
-          <wp:positionV relativeFrom="paragraph">
-            <wp:posOffset>76531</wp:posOffset>
-          </wp:positionV>
-          <wp:extent cx="1012825" cy="405130"/>
-          <wp:effectExtent l="0" t="0" r="0" b="0"/>
-          <wp:wrapNone/>
-          <wp:docPr id="12" name="Imatge 12"/>
-          <wp:cNvGraphicFramePr>
-            <a:graphicFrameLocks xmlns:a="http://schemas.openxmlformats.org/drawingml/2006/main" noChangeAspect="1"/>
-          </wp:cNvGraphicFramePr>
-          <a:graphic xmlns:a="http://schemas.openxmlformats.org/drawingml/2006/main">
-            <a:graphicData uri="http://schemas.openxmlformats.org/drawingml/2006/picture">
-              <pic:pic xmlns:pic="http://schemas.openxmlformats.org/drawingml/2006/picture">
-                <pic:nvPicPr>
-                  <pic:cNvPr id="0" name="Picture 1"/>
-                  <pic:cNvPicPr>
-                    <a:picLocks noChangeAspect="1" noChangeArrowheads="1"/>
-                  </pic:cNvPicPr>
-                </pic:nvPicPr>
-                <pic:blipFill rotWithShape="1">
-                  <a:blip r:embed="rId2">
-                    <a:extLst>
-                      <a:ext uri="{28A0092B-C50C-407E-A947-70E740481C1C}">
-                        <a14:useLocalDpi xmlns:a14="http://schemas.microsoft.com/office/drawing/2010/main" val="0"/>
-                      </a:ext>
-                    </a:extLst>
-                  </a:blip>
-                  <a:srcRect t="30011" b="29996"/>
-                  <a:stretch/>
-                </pic:blipFill>
-                <pic:spPr bwMode="auto">
-                  <a:xfrm>
-                    <a:off x="0" y="0"/>
-                    <a:ext cx="1012825" cy="405130"/>
-                  </a:xfrm>
-                  <a:prstGeom prst="rect">
-                    <a:avLst/>
-                  </a:prstGeom>
-                  <a:noFill/>
-                  <a:ln>
-                    <a:noFill/>
-                  </a:ln>
-                  <a:extLst>
-                    <a:ext uri="{53640926-AAD7-44D8-BBD7-CCE9431645EC}">
-                      <a14:shadowObscured xmlns:a14="http://schemas.microsoft.com/office/drawing/2010/main"/>
-                    </a:ext>
-                  </a:extLst>
-                </pic:spPr>
-              </pic:pic>
-            </a:graphicData>
-          </a:graphic>
-          <wp14:sizeRelH relativeFrom="margin">
-            <wp14:pctWidth>0</wp14:pctWidth>
-          </wp14:sizeRelH>
-          <wp14:sizeRelV relativeFrom="margin">
-            <wp14:pctHeight>0</wp14:pctHeight>
-          </wp14:sizeRelV>
-        </wp:anchor>
-      </w:drawing>
-    </w:r>
   </w:p>
 </w:hdr>
 </file>
